--- a/additional/optional-day-control-plane-and-war-room/lab-06-operators-finalizers.docx
+++ b/additional/optional-day-control-plane-and-war-room/lab-06-operators-finalizers.docx
@@ -7,7 +7,7 @@
         <w:pStyle w:val="Title"/>
       </w:pPr>
       <w:r>
-        <w:t xml:space="preserve">Lab 6 — Why Won't This Delete? (Operators, Finalizers &amp; Stuck Deletions)</w:t>
+        <w:t xml:space="preserve">Lab 6 — Operators, Finalizers &amp; Stuck Deletions</w:t>
       </w:r>
     </w:p>
     <w:p>
@@ -1389,7 +1389,7 @@
               <a:graphicData uri="http://schemas.openxmlformats.org/drawingml/2006/picture">
                 <pic:pic>
                   <pic:nvPicPr>
-                    <pic:cNvPr descr="artifacts/lab-06/screenshots/01-configmap-finalizer.png" id="19" name="Picture"/>
+                    <pic:cNvPr descr="../../artifacts/lab-06/screenshots/01-configmap-finalizer.png" id="19" name="Picture"/>
                     <pic:cNvPicPr>
                       <a:picLocks noChangeArrowheads="1" noChangeAspect="1"/>
                     </pic:cNvPicPr>
@@ -2147,7 +2147,7 @@
               <a:graphicData uri="http://schemas.openxmlformats.org/drawingml/2006/picture">
                 <pic:pic>
                   <pic:nvPicPr>
-                    <pic:cNvPr descr="artifacts/lab-06/screenshots/02-operator-finalizer-stuck.png" id="23" name="Picture"/>
+                    <pic:cNvPr descr="../../artifacts/lab-06/screenshots/02-operator-finalizer-stuck.png" id="23" name="Picture"/>
                     <pic:cNvPicPr>
                       <a:picLocks noChangeArrowheads="1" noChangeAspect="1"/>
                     </pic:cNvPicPr>
@@ -2304,7 +2304,7 @@
               <a:graphicData uri="http://schemas.openxmlformats.org/drawingml/2006/picture">
                 <pic:pic>
                   <pic:nvPicPr>
-                    <pic:cNvPr descr="artifacts/lab-06/screenshots/03-operator-finalizer-fixed.png" id="26" name="Picture"/>
+                    <pic:cNvPr descr="../../artifacts/lab-06/screenshots/03-operator-finalizer-fixed.png" id="26" name="Picture"/>
                     <pic:cNvPicPr>
                       <a:picLocks noChangeArrowheads="1" noChangeAspect="1"/>
                     </pic:cNvPicPr>
@@ -2799,7 +2799,7 @@
               <a:graphicData uri="http://schemas.openxmlformats.org/drawingml/2006/picture">
                 <pic:pic>
                   <pic:nvPicPr>
-                    <pic:cNvPr descr="artifacts/lab-06/screenshots/04-namespace-stuck.png" id="30" name="Picture"/>
+                    <pic:cNvPr descr="../../artifacts/lab-06/screenshots/04-namespace-stuck.png" id="30" name="Picture"/>
                     <pic:cNvPicPr>
                       <a:picLocks noChangeArrowheads="1" noChangeAspect="1"/>
                     </pic:cNvPicPr>
@@ -3015,7 +3015,7 @@
               <a:graphicData uri="http://schemas.openxmlformats.org/drawingml/2006/picture">
                 <pic:pic>
                   <pic:nvPicPr>
-                    <pic:cNvPr descr="artifacts/lab-06/screenshots/05-namespace-recovered.png" id="33" name="Picture"/>
+                    <pic:cNvPr descr="../../artifacts/lab-06/screenshots/05-namespace-recovered.png" id="33" name="Picture"/>
                     <pic:cNvPicPr>
                       <a:picLocks noChangeArrowheads="1" noChangeAspect="1"/>
                     </pic:cNvPicPr>
@@ -3105,13 +3105,160 @@
       </w:r>
     </w:p>
     <w:bookmarkEnd w:id="34"/>
-    <w:bookmarkStart w:id="35" w:name="step-4--clean-up"/>
+    <w:bookmarkStart w:id="38" w:name="X53dd30d0a6ab0ca6c710287a9be1e5753fb3908"/>
     <w:p>
       <w:pPr>
         <w:pStyle w:val="Heading2"/>
       </w:pPr>
       <w:r>
-        <w:t xml:space="preserve">Step 4 — Clean up</w:t>
+        <w:t xml:space="preserve">Step 4 — The other operator failure: a reconcile hot loop</w:t>
+      </w:r>
+    </w:p>
+    <w:p>
+      <w:pPr>
+        <w:pStyle w:val="FirstParagraph"/>
+      </w:pPr>
+      <w:r>
+        <w:rPr>
+          <w:b/>
+          <w:bCs/>
+        </w:rPr>
+        <w:t xml:space="preserve">Goal:</w:t>
+      </w:r>
+      <w:r>
+        <w:t xml:space="preserve"> </w:t>
+      </w:r>
+      <w:r>
+        <w:t xml:space="preserve">meet the failure where every controller reports success and the cluster still thrashes.</w:t>
+      </w:r>
+    </w:p>
+    <w:p>
+      <w:pPr>
+        <w:pStyle w:val="BodyText"/>
+      </w:pPr>
+      <w:r>
+        <w:t xml:space="preserve">A stuck deletion is loud — something sits in</w:t>
+      </w:r>
+      <w:r>
+        <w:t xml:space="preserve"> </w:t>
+      </w:r>
+      <w:r>
+        <w:rPr>
+          <w:rStyle w:val="VerbatimChar"/>
+        </w:rPr>
+        <w:t xml:space="preserve">Terminating</w:t>
+      </w:r>
+      <w:r>
+        <w:t xml:space="preserve"> </w:t>
+      </w:r>
+      <w:r>
+        <w:t xml:space="preserve">and stays there. A</w:t>
+      </w:r>
+      <w:r>
+        <w:t xml:space="preserve"> </w:t>
+      </w:r>
+      <w:r>
+        <w:rPr>
+          <w:b/>
+          <w:bCs/>
+        </w:rPr>
+        <w:t xml:space="preserve">hot loop</w:t>
+      </w:r>
+      <w:r>
+        <w:t xml:space="preserve"> </w:t>
+      </w:r>
+      <w:r>
+        <w:t xml:space="preserve">is the</w:t>
+      </w:r>
+      <w:r>
+        <w:t xml:space="preserve"> </w:t>
+      </w:r>
+      <w:r>
+        <w:t xml:space="preserve">opposite: two controllers each doing their job correctly, forever, against each other. Nothing errors.</w:t>
+      </w:r>
+    </w:p>
+    <w:p>
+      <w:pPr>
+        <w:pStyle w:val="BodyText"/>
+      </w:pPr>
+      <w:r>
+        <w:t xml:space="preserve">The textbook version is an operator that requeues itself without backoff. The version you will</w:t>
+      </w:r>
+      <w:r>
+        <w:t xml:space="preserve"> </w:t>
+      </w:r>
+      <w:r>
+        <w:t xml:space="preserve">actually meet is this one:</w:t>
+      </w:r>
+    </w:p>
+    <w:p>
+      <w:pPr>
+        <w:pStyle w:val="BlockText"/>
+      </w:pPr>
+      <w:r>
+        <w:rPr>
+          <w:b/>
+          <w:bCs/>
+        </w:rPr>
+        <w:t xml:space="preserve">Git declares</w:t>
+      </w:r>
+      <w:r>
+        <w:rPr>
+          <w:b/>
+          <w:bCs/>
+        </w:rPr>
+        <w:t xml:space="preserve"> </w:t>
+      </w:r>
+      <w:r>
+        <w:rPr>
+          <w:rStyle w:val="VerbatimChar"/>
+          <w:b/>
+          <w:bCs/>
+        </w:rPr>
+        <w:t xml:space="preserve">spec.replicas: 2</w:t>
+      </w:r>
+      <w:r>
+        <w:rPr>
+          <w:b/>
+          <w:bCs/>
+        </w:rPr>
+        <w:t xml:space="preserve">. A HorizontalPodAutoscaler declares</w:t>
+      </w:r>
+      <w:r>
+        <w:rPr>
+          <w:b/>
+          <w:bCs/>
+        </w:rPr>
+        <w:t xml:space="preserve"> </w:t>
+      </w:r>
+      <w:r>
+        <w:rPr>
+          <w:rStyle w:val="VerbatimChar"/>
+          <w:b/>
+          <w:bCs/>
+        </w:rPr>
+        <w:t xml:space="preserve">minReplicas: 5</w:t>
+      </w:r>
+      <w:r>
+        <w:rPr>
+          <w:b/>
+          <w:bCs/>
+        </w:rPr>
+        <w:t xml:space="preserve">.</w:t>
+      </w:r>
+      <w:r>
+        <w:t xml:space="preserve"> </w:t>
+      </w:r>
+      <w:r>
+        <w:t xml:space="preserve">Neither is wrong. Neither yields.</w:t>
+      </w:r>
+    </w:p>
+    <w:p>
+      <w:pPr>
+        <w:pStyle w:val="FirstParagraph"/>
+      </w:pPr>
+      <w:r>
+        <w:t xml:space="preserve">Set it up — a Flux Kustomization applying a Deployment pinned at 2 replicas, then:</w:t>
       </w:r>
     </w:p>
     <w:p>
@@ -3128,13 +3275,73 @@
         <w:rPr>
           <w:rStyle w:val="NormalTok"/>
         </w:rPr>
-        <w:t xml:space="preserve"> delete crd widgets.example.com </w:t>
+        <w:t xml:space="preserve"> </w:t>
       </w:r>
       <w:r>
         <w:rPr>
           <w:rStyle w:val="AttributeTok"/>
         </w:rPr>
-        <w:t xml:space="preserve">--ignore-not-found</w:t>
+        <w:t xml:space="preserve">-n</w:t>
+      </w:r>
+      <w:r>
+        <w:rPr>
+          <w:rStyle w:val="NormalTok"/>
+        </w:rPr>
+        <w:t xml:space="preserve"> shop autoscale deploy/api </w:t>
+      </w:r>
+      <w:r>
+        <w:rPr>
+          <w:rStyle w:val="AttributeTok"/>
+        </w:rPr>
+        <w:t xml:space="preserve">--min</w:t>
+      </w:r>
+      <w:r>
+        <w:rPr>
+          <w:rStyle w:val="OperatorTok"/>
+        </w:rPr>
+        <w:t xml:space="preserve">=</w:t>
+      </w:r>
+      <w:r>
+        <w:rPr>
+          <w:rStyle w:val="NormalTok"/>
+        </w:rPr>
+        <w:t xml:space="preserve">5 </w:t>
+      </w:r>
+      <w:r>
+        <w:rPr>
+          <w:rStyle w:val="AttributeTok"/>
+        </w:rPr>
+        <w:t xml:space="preserve">--max</w:t>
+      </w:r>
+      <w:r>
+        <w:rPr>
+          <w:rStyle w:val="OperatorTok"/>
+        </w:rPr>
+        <w:t xml:space="preserve">=</w:t>
+      </w:r>
+      <w:r>
+        <w:rPr>
+          <w:rStyle w:val="NormalTok"/>
+        </w:rPr>
+        <w:t xml:space="preserve">10 </w:t>
+      </w:r>
+      <w:r>
+        <w:rPr>
+          <w:rStyle w:val="AttributeTok"/>
+        </w:rPr>
+        <w:t xml:space="preserve">--cpu</w:t>
+      </w:r>
+      <w:r>
+        <w:rPr>
+          <w:rStyle w:val="OperatorTok"/>
+        </w:rPr>
+        <w:t xml:space="preserve">=</w:t>
+      </w:r>
+      <w:r>
+        <w:rPr>
+          <w:rStyle w:val="NormalTok"/>
+        </w:rPr>
+        <w:t xml:space="preserve">80%</w:t>
       </w:r>
     </w:p>
     <w:p>
@@ -3142,22 +3349,824 @@
         <w:pStyle w:val="FirstParagraph"/>
       </w:pPr>
       <w:r>
-        <w:t xml:space="preserve">Leave the</w:t>
-      </w:r>
-      <w:r>
-        <w:t xml:space="preserve"> </w:t>
-      </w:r>
+        <w:rPr>
+          <w:b/>
+          <w:bCs/>
+        </w:rPr>
+        <w:t xml:space="preserve">Sample the replica count every five seconds:</w:t>
+      </w:r>
+    </w:p>
+    <w:p>
+      <w:pPr>
+        <w:pStyle w:val="SourceCode"/>
+      </w:pPr>
       <w:r>
         <w:rPr>
           <w:rStyle w:val="VerbatimChar"/>
         </w:rPr>
-        <w:t xml:space="preserve">advk8s-day2</w:t>
-      </w:r>
-      <w:r>
-        <w:t xml:space="preserve"> </w:t>
-      </w:r>
-      <w:r>
-        <w:t xml:space="preserve">cluster running for Labs 6 and C.</w:t>
+        <w:t xml:space="preserve">t+5    deploy=2  hpa=5</w:t>
+      </w:r>
+      <w:r>
+        <w:br/>
+      </w:r>
+      <w:r>
+        <w:rPr>
+          <w:rStyle w:val="VerbatimChar"/>
+        </w:rPr>
+        <w:t xml:space="preserve">t+15   deploy=5  hpa=5      &lt;- HPA wins</w:t>
+      </w:r>
+      <w:r>
+        <w:br/>
+      </w:r>
+      <w:r>
+        <w:rPr>
+          <w:rStyle w:val="VerbatimChar"/>
+        </w:rPr>
+        <w:t xml:space="preserve">t+20   deploy=2  hpa=5      &lt;- Flux wins</w:t>
+      </w:r>
+      <w:r>
+        <w:br/>
+      </w:r>
+      <w:r>
+        <w:rPr>
+          <w:rStyle w:val="VerbatimChar"/>
+        </w:rPr>
+        <w:t xml:space="preserve">t+30   deploy=5  hpa=5</w:t>
+      </w:r>
+      <w:r>
+        <w:br/>
+      </w:r>
+      <w:r>
+        <w:rPr>
+          <w:rStyle w:val="VerbatimChar"/>
+        </w:rPr>
+        <w:t xml:space="preserve">t+65   deploy=2  hpa=5</w:t>
+      </w:r>
+      <w:r>
+        <w:br/>
+      </w:r>
+      <w:r>
+        <w:rPr>
+          <w:rStyle w:val="VerbatimChar"/>
+        </w:rPr>
+        <w:t xml:space="preserve">t+85   deploy=2  hpa=5</w:t>
+      </w:r>
+      <w:r>
+        <w:br/>
+      </w:r>
+      <w:r>
+        <w:rPr>
+          <w:rStyle w:val="VerbatimChar"/>
+        </w:rPr>
+        <w:t xml:space="preserve">t+90   deploy=5  hpa=5</w:t>
+      </w:r>
+    </w:p>
+    <w:p>
+      <w:pPr>
+        <w:pStyle w:val="FirstParagraph"/>
+      </w:pPr>
+      <w:r>
+        <w:t xml:space="preserve">Pods are being created and destroyed continuously. Now try to find that in the usual places.</w:t>
+      </w:r>
+    </w:p>
+    <w:bookmarkStart w:id="35" w:name="why-this-is-hard-to-see"/>
+    <w:p>
+      <w:pPr>
+        <w:pStyle w:val="Heading3"/>
+      </w:pPr>
+      <w:r>
+        <w:t xml:space="preserve">Why this is hard to see</w:t>
+      </w:r>
+    </w:p>
+    <w:p>
+      <w:pPr>
+        <w:pStyle w:val="SourceCode"/>
+      </w:pPr>
+      <w:r>
+        <w:rPr>
+          <w:rStyle w:val="ExtensionTok"/>
+        </w:rPr>
+        <w:t xml:space="preserve">kubectl</w:t>
+      </w:r>
+      <w:r>
+        <w:rPr>
+          <w:rStyle w:val="NormalTok"/>
+        </w:rPr>
+        <w:t xml:space="preserve"> </w:t>
+      </w:r>
+      <w:r>
+        <w:rPr>
+          <w:rStyle w:val="AttributeTok"/>
+        </w:rPr>
+        <w:t xml:space="preserve">-n</w:t>
+      </w:r>
+      <w:r>
+        <w:rPr>
+          <w:rStyle w:val="NormalTok"/>
+        </w:rPr>
+        <w:t xml:space="preserve"> flux-system get kustomization app </w:t>
+      </w:r>
+      <w:r>
+        <w:rPr>
+          <w:rStyle w:val="AttributeTok"/>
+        </w:rPr>
+        <w:t xml:space="preserve">-o</w:t>
+      </w:r>
+      <w:r>
+        <w:rPr>
+          <w:rStyle w:val="NormalTok"/>
+        </w:rPr>
+        <w:t xml:space="preserve"> jsonpath=</w:t>
+      </w:r>
+      <w:r>
+        <w:rPr>
+          <w:rStyle w:val="StringTok"/>
+        </w:rPr>
+        <w:t xml:space="preserve">'{.status.conditions}'</w:t>
+      </w:r>
+      <w:r>
+        <w:br/>
+      </w:r>
+      <w:r>
+        <w:rPr>
+          <w:rStyle w:val="ExtensionTok"/>
+        </w:rPr>
+        <w:t xml:space="preserve">kubectl</w:t>
+      </w:r>
+      <w:r>
+        <w:rPr>
+          <w:rStyle w:val="NormalTok"/>
+        </w:rPr>
+        <w:t xml:space="preserve"> </w:t>
+      </w:r>
+      <w:r>
+        <w:rPr>
+          <w:rStyle w:val="AttributeTok"/>
+        </w:rPr>
+        <w:t xml:space="preserve">-n</w:t>
+      </w:r>
+      <w:r>
+        <w:rPr>
+          <w:rStyle w:val="NormalTok"/>
+        </w:rPr>
+        <w:t xml:space="preserve"> shop get hpa api </w:t>
+      </w:r>
+      <w:r>
+        <w:rPr>
+          <w:rStyle w:val="AttributeTok"/>
+        </w:rPr>
+        <w:t xml:space="preserve">-o</w:t>
+      </w:r>
+      <w:r>
+        <w:rPr>
+          <w:rStyle w:val="NormalTok"/>
+        </w:rPr>
+        <w:t xml:space="preserve"> jsonpath=</w:t>
+      </w:r>
+      <w:r>
+        <w:rPr>
+          <w:rStyle w:val="StringTok"/>
+        </w:rPr>
+        <w:t xml:space="preserve">'{.status.conditions}'</w:t>
+      </w:r>
+    </w:p>
+    <w:p>
+      <w:pPr>
+        <w:pStyle w:val="SourceCode"/>
+      </w:pPr>
+      <w:r>
+        <w:rPr>
+          <w:rStyle w:val="VerbatimChar"/>
+        </w:rPr>
+        <w:t xml:space="preserve">ready = True    msg = Applied revision: main@sha1:f4c0af80...</w:t>
+      </w:r>
+      <w:r>
+        <w:br/>
+      </w:r>
+      <w:r>
+        <w:rPr>
+          <w:rStyle w:val="VerbatimChar"/>
+        </w:rPr>
+        <w:t xml:space="preserve">hpa   = AbleToScale True, ScalingActive True</w:t>
+      </w:r>
+    </w:p>
+    <w:p>
+      <w:pPr>
+        <w:pStyle w:val="FirstParagraph"/>
+      </w:pPr>
+      <w:r>
+        <w:rPr>
+          <w:b/>
+          <w:bCs/>
+        </w:rPr>
+        <w:t xml:space="preserve">Both controllers report success.</w:t>
+      </w:r>
+      <w:r>
+        <w:t xml:space="preserve"> </w:t>
+      </w:r>
+      <w:r>
+        <w:t xml:space="preserve">Flux says it applied the revision — true. The HPA says it is</w:t>
+      </w:r>
+      <w:r>
+        <w:t xml:space="preserve"> </w:t>
+      </w:r>
+      <w:r>
+        <w:t xml:space="preserve">scaling normally — also true. Neither can see the other, and</w:t>
+      </w:r>
+      <w:r>
+        <w:t xml:space="preserve"> </w:t>
+      </w:r>
+      <w:r>
+        <w:rPr>
+          <w:b/>
+          <w:bCs/>
+        </w:rPr>
+        <w:t xml:space="preserve">nothing in either status will ever</w:t>
+      </w:r>
+      <w:r>
+        <w:rPr>
+          <w:b/>
+          <w:bCs/>
+        </w:rPr>
+        <w:t xml:space="preserve"> </w:t>
+      </w:r>
+      <w:r>
+        <w:rPr>
+          <w:b/>
+          <w:bCs/>
+        </w:rPr>
+        <w:t xml:space="preserve">tell you there is a fight.</w:t>
+      </w:r>
+    </w:p>
+    <w:bookmarkEnd w:id="35"/>
+    <w:bookmarkStart w:id="36" w:name="where-it-does-show-the-event-count-field"/>
+    <w:p>
+      <w:pPr>
+        <w:pStyle w:val="Heading3"/>
+      </w:pPr>
+      <w:r>
+        <w:t xml:space="preserve">Where it does show: the event</w:t>
+      </w:r>
+      <w:r>
+        <w:t xml:space="preserve"> </w:t>
+      </w:r>
+      <w:r>
+        <w:rPr>
+          <w:rStyle w:val="VerbatimChar"/>
+        </w:rPr>
+        <w:t xml:space="preserve">count</w:t>
+      </w:r>
+      <w:r>
+        <w:t xml:space="preserve"> </w:t>
+      </w:r>
+      <w:r>
+        <w:t xml:space="preserve">field</w:t>
+      </w:r>
+    </w:p>
+    <w:p>
+      <w:pPr>
+        <w:pStyle w:val="SourceCode"/>
+      </w:pPr>
+      <w:r>
+        <w:rPr>
+          <w:rStyle w:val="ExtensionTok"/>
+        </w:rPr>
+        <w:t xml:space="preserve">kubectl</w:t>
+      </w:r>
+      <w:r>
+        <w:rPr>
+          <w:rStyle w:val="NormalTok"/>
+        </w:rPr>
+        <w:t xml:space="preserve"> </w:t>
+      </w:r>
+      <w:r>
+        <w:rPr>
+          <w:rStyle w:val="AttributeTok"/>
+        </w:rPr>
+        <w:t xml:space="preserve">-n</w:t>
+      </w:r>
+      <w:r>
+        <w:rPr>
+          <w:rStyle w:val="NormalTok"/>
+        </w:rPr>
+        <w:t xml:space="preserve"> shop get events </w:t>
+      </w:r>
+      <w:r>
+        <w:rPr>
+          <w:rStyle w:val="DataTypeTok"/>
+        </w:rPr>
+        <w:t xml:space="preserve">\</w:t>
+      </w:r>
+      <w:r>
+        <w:br/>
+      </w:r>
+      <w:r>
+        <w:rPr>
+          <w:rStyle w:val="NormalTok"/>
+        </w:rPr>
+        <w:t xml:space="preserve">  </w:t>
+      </w:r>
+      <w:r>
+        <w:rPr>
+          <w:rStyle w:val="AttributeTok"/>
+        </w:rPr>
+        <w:t xml:space="preserve">-o</w:t>
+      </w:r>
+      <w:r>
+        <w:rPr>
+          <w:rStyle w:val="NormalTok"/>
+        </w:rPr>
+        <w:t xml:space="preserve"> custom-columns=</w:t>
+      </w:r>
+      <w:r>
+        <w:rPr>
+          <w:rStyle w:val="StringTok"/>
+        </w:rPr>
+        <w:t xml:space="preserve">'COUNT:.count,REASON:.reason,MSG:.message'</w:t>
+      </w:r>
+      <w:r>
+        <w:rPr>
+          <w:rStyle w:val="NormalTok"/>
+        </w:rPr>
+        <w:t xml:space="preserve"> </w:t>
+      </w:r>
+      <w:r>
+        <w:rPr>
+          <w:rStyle w:val="KeywordTok"/>
+        </w:rPr>
+        <w:t xml:space="preserve">|</w:t>
+      </w:r>
+      <w:r>
+        <w:rPr>
+          <w:rStyle w:val="NormalTok"/>
+        </w:rPr>
+        <w:t xml:space="preserve"> </w:t>
+      </w:r>
+      <w:r>
+        <w:rPr>
+          <w:rStyle w:val="FunctionTok"/>
+        </w:rPr>
+        <w:t xml:space="preserve">grep</w:t>
+      </w:r>
+      <w:r>
+        <w:rPr>
+          <w:rStyle w:val="NormalTok"/>
+        </w:rPr>
+        <w:t xml:space="preserve"> </w:t>
+      </w:r>
+      <w:r>
+        <w:rPr>
+          <w:rStyle w:val="AttributeTok"/>
+        </w:rPr>
+        <w:t xml:space="preserve">-i</w:t>
+      </w:r>
+      <w:r>
+        <w:rPr>
+          <w:rStyle w:val="NormalTok"/>
+        </w:rPr>
+        <w:t xml:space="preserve"> scaling</w:t>
+      </w:r>
+    </w:p>
+    <w:p>
+      <w:pPr>
+        <w:pStyle w:val="SourceCode"/>
+      </w:pPr>
+      <w:r>
+        <w:rPr>
+          <w:rStyle w:val="VerbatimChar"/>
+        </w:rPr>
+        <w:t xml:space="preserve">COUNT   REASON              MSG</w:t>
+      </w:r>
+      <w:r>
+        <w:br/>
+      </w:r>
+      <w:r>
+        <w:rPr>
+          <w:rStyle w:val="VerbatimChar"/>
+        </w:rPr>
+        <w:t xml:space="preserve">1       ScalingReplicaSet   Scaled up replica set api-97fd78bc6 from 0 to 2</w:t>
+      </w:r>
+      <w:r>
+        <w:br/>
+      </w:r>
+      <w:r>
+        <w:rPr>
+          <w:rStyle w:val="VerbatimChar"/>
+        </w:rPr>
+        <w:t xml:space="preserve">9       ScalingReplicaSet   Scaled up replica set api-97fd78bc6 from 2 to 5</w:t>
+      </w:r>
+      <w:r>
+        <w:br/>
+      </w:r>
+      <w:r>
+        <w:rPr>
+          <w:rStyle w:val="VerbatimChar"/>
+        </w:rPr>
+        <w:t xml:space="preserve">9       ScalingReplicaSet   Scaled down replica set api-97fd78bc6 from 5 to 2</w:t>
+      </w:r>
+    </w:p>
+    <w:p>
+      <w:pPr>
+        <w:pStyle w:val="FirstParagraph"/>
+      </w:pPr>
+      <w:r>
+        <w:rPr>
+          <w:b/>
+          <w:bCs/>
+        </w:rPr>
+        <w:t xml:space="preserve">Nine up, nine down.</w:t>
+      </w:r>
+      <w:r>
+        <w:t xml:space="preserve"> </w:t>
+      </w:r>
+      <w:r>
+        <w:t xml:space="preserve">Kubernetes aggregates repeated events into one record with a</w:t>
+      </w:r>
+      <w:r>
+        <w:t xml:space="preserve"> </w:t>
+      </w:r>
+      <w:r>
+        <w:rPr>
+          <w:rStyle w:val="VerbatimChar"/>
+        </w:rPr>
+        <w:t xml:space="preserve">count</w:t>
+      </w:r>
+      <w:r>
+        <w:t xml:space="preserve">, so the</w:t>
+      </w:r>
+      <w:r>
+        <w:t xml:space="preserve"> </w:t>
+      </w:r>
+      <w:r>
+        <w:t xml:space="preserve">default</w:t>
+      </w:r>
+      <w:r>
+        <w:t xml:space="preserve"> </w:t>
+      </w:r>
+      <w:r>
+        <w:rPr>
+          <w:rStyle w:val="VerbatimChar"/>
+        </w:rPr>
+        <w:t xml:space="preserve">kubectl get events</w:t>
+      </w:r>
+      <w:r>
+        <w:t xml:space="preserve"> </w:t>
+      </w:r>
+      <w:r>
+        <w:t xml:space="preserve">output shows this as two unremarkable lines. Ask for the count column</w:t>
+      </w:r>
+      <w:r>
+        <w:t xml:space="preserve"> </w:t>
+      </w:r>
+      <w:r>
+        <w:t xml:space="preserve">and the loop is obvious.</w:t>
+      </w:r>
+    </w:p>
+    <w:p>
+      <w:pPr>
+        <w:pStyle w:val="BlockText"/>
+      </w:pPr>
+      <w:r>
+        <w:rPr>
+          <w:b/>
+          <w:bCs/>
+        </w:rPr>
+        <w:t xml:space="preserve">The diagnostic habit worth taking away:</w:t>
+      </w:r>
+      <w:r>
+        <w:t xml:space="preserve"> </w:t>
+      </w:r>
+      <w:r>
+        <w:t xml:space="preserve">when something is thrashing and every controller claims</w:t>
+      </w:r>
+      <w:r>
+        <w:t xml:space="preserve"> </w:t>
+      </w:r>
+      <w:r>
+        <w:t xml:space="preserve">success, stop reading statuses and start counting events.</w:t>
+      </w:r>
+      <w:r>
+        <w:t xml:space="preserve"> </w:t>
+      </w:r>
+      <w:r>
+        <w:rPr>
+          <w:rStyle w:val="VerbatimChar"/>
+        </w:rPr>
+        <w:t xml:space="preserve">.count</w:t>
+      </w:r>
+      <w:r>
+        <w:t xml:space="preserve"> </w:t>
+      </w:r>
+      <w:r>
+        <w:t xml:space="preserve">is the field that reveals</w:t>
+      </w:r>
+      <w:r>
+        <w:t xml:space="preserve"> </w:t>
+      </w:r>
+      <w:r>
+        <w:t xml:space="preserve">repetition, and it is not in the default output.</w:t>
+      </w:r>
+    </w:p>
+    <w:bookmarkEnd w:id="36"/>
+    <w:bookmarkStart w:id="37" w:name="X082e6d7d3d5f2c7f08091559898a56a26c22ef7"/>
+    <w:p>
+      <w:pPr>
+        <w:pStyle w:val="Heading3"/>
+      </w:pPr>
+      <w:r>
+        <w:t xml:space="preserve">The fix — decide which controller owns the field</w:t>
+      </w:r>
+    </w:p>
+    <w:p>
+      <w:pPr>
+        <w:pStyle w:val="FirstParagraph"/>
+      </w:pPr>
+      <w:r>
+        <w:t xml:space="preserve">Remove</w:t>
+      </w:r>
+      <w:r>
+        <w:t xml:space="preserve"> </w:t>
+      </w:r>
+      <w:r>
+        <w:rPr>
+          <w:rStyle w:val="VerbatimChar"/>
+        </w:rPr>
+        <w:t xml:space="preserve">spec.replicas</w:t>
+      </w:r>
+      <w:r>
+        <w:t xml:space="preserve"> </w:t>
+      </w:r>
+      <w:r>
+        <w:t xml:space="preserve">from the Git manifest entirely and let the HPA own it:</w:t>
+      </w:r>
+    </w:p>
+    <w:p>
+      <w:pPr>
+        <w:pStyle w:val="SourceCode"/>
+      </w:pPr>
+      <w:r>
+        <w:rPr>
+          <w:rStyle w:val="FunctionTok"/>
+        </w:rPr>
+        <w:t xml:space="preserve">spec</w:t>
+      </w:r>
+      <w:r>
+        <w:rPr>
+          <w:rStyle w:val="KeywordTok"/>
+        </w:rPr>
+        <w:t xml:space="preserve">:</w:t>
+      </w:r>
+      <w:r>
+        <w:br/>
+      </w:r>
+      <w:r>
+        <w:rPr>
+          <w:rStyle w:val="CommentTok"/>
+        </w:rPr>
+        <w:t xml:space="preserve">  # replicas deliberately ABSENT — the HorizontalPodAutoscaler owns this field.</w:t>
+      </w:r>
+      <w:r>
+        <w:br/>
+      </w:r>
+      <w:r>
+        <w:rPr>
+          <w:rStyle w:val="AttributeTok"/>
+        </w:rPr>
+        <w:t xml:space="preserve">  </w:t>
+      </w:r>
+      <w:r>
+        <w:rPr>
+          <w:rStyle w:val="FunctionTok"/>
+        </w:rPr>
+        <w:t xml:space="preserve">selector</w:t>
+      </w:r>
+      <w:r>
+        <w:rPr>
+          <w:rStyle w:val="KeywordTok"/>
+        </w:rPr>
+        <w:t xml:space="preserve">:</w:t>
+      </w:r>
+      <w:r>
+        <w:br/>
+      </w:r>
+      <w:r>
+        <w:rPr>
+          <w:rStyle w:val="AttributeTok"/>
+        </w:rPr>
+        <w:t xml:space="preserve">    </w:t>
+      </w:r>
+      <w:r>
+        <w:rPr>
+          <w:rStyle w:val="FunctionTok"/>
+        </w:rPr>
+        <w:t xml:space="preserve">matchLabels</w:t>
+      </w:r>
+      <w:r>
+        <w:rPr>
+          <w:rStyle w:val="KeywordTok"/>
+        </w:rPr>
+        <w:t xml:space="preserve">:</w:t>
+      </w:r>
+      <w:r>
+        <w:rPr>
+          <w:rStyle w:val="AttributeTok"/>
+        </w:rPr>
+        <w:t xml:space="preserve"> </w:t>
+      </w:r>
+      <w:r>
+        <w:rPr>
+          <w:rStyle w:val="KeywordTok"/>
+        </w:rPr>
+        <w:t xml:space="preserve">{</w:t>
+      </w:r>
+      <w:r>
+        <w:rPr>
+          <w:rStyle w:val="AttributeTok"/>
+        </w:rPr>
+        <w:t xml:space="preserve"> </w:t>
+      </w:r>
+      <w:r>
+        <w:rPr>
+          <w:rStyle w:val="FunctionTok"/>
+        </w:rPr>
+        <w:t xml:space="preserve">app</w:t>
+      </w:r>
+      <w:r>
+        <w:rPr>
+          <w:rStyle w:val="KeywordTok"/>
+        </w:rPr>
+        <w:t xml:space="preserve">:</w:t>
+      </w:r>
+      <w:r>
+        <w:rPr>
+          <w:rStyle w:val="AttributeTok"/>
+        </w:rPr>
+        <w:t xml:space="preserve"> api </w:t>
+      </w:r>
+      <w:r>
+        <w:rPr>
+          <w:rStyle w:val="KeywordTok"/>
+        </w:rPr>
+        <w:t xml:space="preserve">}</w:t>
+      </w:r>
+    </w:p>
+    <w:p>
+      <w:pPr>
+        <w:pStyle w:val="SourceCode"/>
+      </w:pPr>
+      <w:r>
+        <w:rPr>
+          <w:rStyle w:val="VerbatimChar"/>
+        </w:rPr>
+        <w:t xml:space="preserve">deploy=5  hpa=5</w:t>
+      </w:r>
+      <w:r>
+        <w:br/>
+      </w:r>
+      <w:r>
+        <w:rPr>
+          <w:rStyle w:val="VerbatimChar"/>
+        </w:rPr>
+        <w:t xml:space="preserve">deploy=5  hpa=5      ... stable for 75s, counts stopped advancing</w:t>
+      </w:r>
+    </w:p>
+    <w:p>
+      <w:pPr>
+        <w:pStyle w:val="BlockText"/>
+      </w:pPr>
+      <w:r>
+        <w:t xml:space="preserve">⚠️</w:t>
+      </w:r>
+      <w:r>
+        <w:t xml:space="preserve"> </w:t>
+      </w:r>
+      <w:r>
+        <w:rPr>
+          <w:b/>
+          <w:bCs/>
+        </w:rPr>
+        <w:t xml:space="preserve">Gotcha — deleting</w:t>
+      </w:r>
+      <w:r>
+        <w:rPr>
+          <w:b/>
+          <w:bCs/>
+        </w:rPr>
+        <w:t xml:space="preserve"> </w:t>
+      </w:r>
+      <w:r>
+        <w:rPr>
+          <w:rStyle w:val="VerbatimChar"/>
+          <w:b/>
+          <w:bCs/>
+        </w:rPr>
+        <w:t xml:space="preserve">replicas</w:t>
+      </w:r>
+      <w:r>
+        <w:rPr>
+          <w:b/>
+          <w:bCs/>
+        </w:rPr>
+        <w:t xml:space="preserve"> </w:t>
+      </w:r>
+      <w:r>
+        <w:rPr>
+          <w:b/>
+          <w:bCs/>
+        </w:rPr>
+        <w:t xml:space="preserve">is not "leave it alone".</w:t>
+      </w:r>
+      <w:r>
+        <w:t xml:space="preserve"> </w:t>
+      </w:r>
+      <w:r>
+        <w:t xml:space="preserve">The field</w:t>
+      </w:r>
+      <w:r>
+        <w:t xml:space="preserve"> </w:t>
+      </w:r>
+      <w:r>
+        <w:rPr>
+          <w:b/>
+          <w:bCs/>
+        </w:rPr>
+        <w:t xml:space="preserve">defaults to 1</w:t>
+      </w:r>
+      <w:r>
+        <w:t xml:space="preserve">, so the</w:t>
+      </w:r>
+      <w:r>
+        <w:t xml:space="preserve"> </w:t>
+      </w:r>
+      <w:r>
+        <w:t xml:space="preserve">Deployment scaled</w:t>
+      </w:r>
+      <w:r>
+        <w:t xml:space="preserve"> </w:t>
+      </w:r>
+      <w:r>
+        <w:rPr>
+          <w:rStyle w:val="VerbatimChar"/>
+        </w:rPr>
+        <w:t xml:space="preserve">2 → 1</w:t>
+      </w:r>
+      <w:r>
+        <w:t xml:space="preserve"> </w:t>
+      </w:r>
+      <w:r>
+        <w:t xml:space="preserve">before the HPA pulled it back to 5. On a busy service that is a real</w:t>
+      </w:r>
+      <w:r>
+        <w:t xml:space="preserve"> </w:t>
+      </w:r>
+      <w:r>
+        <w:t xml:space="preserve">capacity dip in the middle of your fix. Do it in a maintenance window, or keep the field in Git and</w:t>
+      </w:r>
+      <w:r>
+        <w:t xml:space="preserve"> </w:t>
+      </w:r>
+      <w:r>
+        <w:t xml:space="preserve">tell the reconciler to</w:t>
+      </w:r>
+      <w:r>
+        <w:t xml:space="preserve"> </w:t>
+      </w:r>
+      <w:r>
+        <w:rPr>
+          <w:b/>
+          <w:bCs/>
+        </w:rPr>
+        <w:t xml:space="preserve">ignore</w:t>
+      </w:r>
+      <w:r>
+        <w:t xml:space="preserve"> </w:t>
+      </w:r>
+      <w:r>
+        <w:t xml:space="preserve">it rather than removing it.</w:t>
+      </w:r>
+    </w:p>
+    <w:p>
+      <w:pPr>
+        <w:pStyle w:val="FirstParagraph"/>
+      </w:pPr>
+      <w:r>
+        <w:rPr>
+          <w:b/>
+          <w:bCs/>
+        </w:rPr>
+        <w:t xml:space="preserve">The general rule:</w:t>
+      </w:r>
+      <w:r>
+        <w:t xml:space="preserve"> </w:t>
+      </w:r>
+      <w:r>
+        <w:t xml:space="preserve">for any field, exactly one controller may own it. Two owners is not a</w:t>
+      </w:r>
+      <w:r>
+        <w:t xml:space="preserve"> </w:t>
+      </w:r>
+      <w:r>
+        <w:t xml:space="preserve">misconfiguration you can tune your way out of — it is a design error, and the only fix is to decide.</w:t>
       </w:r>
     </w:p>
     <w:p>
@@ -3167,8 +4176,72 @@
         </w:pict>
       </w:r>
     </w:p>
-    <w:bookmarkEnd w:id="35"/>
-    <w:bookmarkStart w:id="36" w:name="what-you-learned"/>
+    <w:bookmarkEnd w:id="37"/>
+    <w:bookmarkEnd w:id="38"/>
+    <w:bookmarkStart w:id="39" w:name="step-5--clean-up"/>
+    <w:p>
+      <w:pPr>
+        <w:pStyle w:val="Heading2"/>
+      </w:pPr>
+      <w:r>
+        <w:t xml:space="preserve">Step 5 — Clean up</w:t>
+      </w:r>
+    </w:p>
+    <w:p>
+      <w:pPr>
+        <w:pStyle w:val="SourceCode"/>
+      </w:pPr>
+      <w:r>
+        <w:rPr>
+          <w:rStyle w:val="ExtensionTok"/>
+        </w:rPr>
+        <w:t xml:space="preserve">kubectl</w:t>
+      </w:r>
+      <w:r>
+        <w:rPr>
+          <w:rStyle w:val="NormalTok"/>
+        </w:rPr>
+        <w:t xml:space="preserve"> delete crd widgets.example.com </w:t>
+      </w:r>
+      <w:r>
+        <w:rPr>
+          <w:rStyle w:val="AttributeTok"/>
+        </w:rPr>
+        <w:t xml:space="preserve">--ignore-not-found</w:t>
+      </w:r>
+    </w:p>
+    <w:p>
+      <w:pPr>
+        <w:pStyle w:val="FirstParagraph"/>
+      </w:pPr>
+      <w:r>
+        <w:t xml:space="preserve">Leave the</w:t>
+      </w:r>
+      <w:r>
+        <w:t xml:space="preserve"> </w:t>
+      </w:r>
+      <w:r>
+        <w:rPr>
+          <w:rStyle w:val="VerbatimChar"/>
+        </w:rPr>
+        <w:t xml:space="preserve">advk8s-day2</w:t>
+      </w:r>
+      <w:r>
+        <w:t xml:space="preserve"> </w:t>
+      </w:r>
+      <w:r>
+        <w:t xml:space="preserve">cluster running for Labs 6 and C.</w:t>
+      </w:r>
+    </w:p>
+    <w:p>
+      <w:r>
+        <w:pict>
+          <v:rect style="width:0;height:1.5pt" o:hralign="center" o:hrstd="t" o:hr="t"/>
+        </w:pict>
+      </w:r>
+    </w:p>
+    <w:bookmarkEnd w:id="39"/>
+    <w:bookmarkStart w:id="40" w:name="what-you-learned"/>
     <w:p>
       <w:pPr>
         <w:pStyle w:val="Heading2"/>
@@ -3556,9 +4629,289 @@
           </w:p>
         </w:tc>
       </w:tr>
+      <w:tr>
+        <w:tc>
+          <w:tcPr/>
+          <w:p>
+            <w:pPr>
+              <w:pStyle w:val="Compact"/>
+            </w:pPr>
+            <w:r>
+              <w:t xml:space="preserve">A hot loop is two controllers each succeeding, forever</w:t>
+            </w:r>
+          </w:p>
+        </w:tc>
+        <w:tc>
+          <w:tcPr/>
+          <w:p>
+            <w:pPr>
+              <w:pStyle w:val="Compact"/>
+            </w:pPr>
+            <w:r>
+              <w:t xml:space="preserve">4</w:t>
+            </w:r>
+          </w:p>
+        </w:tc>
+        <w:tc>
+          <w:tcPr/>
+          <w:p>
+            <w:pPr>
+              <w:pStyle w:val="Compact"/>
+            </w:pPr>
+            <w:r>
+              <w:t xml:space="preserve">replicas oscillating</w:t>
+            </w:r>
+            <w:r>
+              <w:t xml:space="preserve"> </w:t>
+            </w:r>
+            <w:r>
+              <w:rPr>
+                <w:rStyle w:val="VerbatimChar"/>
+              </w:rPr>
+              <w:t xml:space="preserve">2↔5</w:t>
+            </w:r>
+            <w:r>
+              <w:t xml:space="preserve"> </w:t>
+            </w:r>
+            <w:r>
+              <w:t xml:space="preserve">while both report Ready</w:t>
+            </w:r>
+          </w:p>
+        </w:tc>
+      </w:tr>
+      <w:tr>
+        <w:tc>
+          <w:tcPr/>
+          <w:p>
+            <w:pPr>
+              <w:pStyle w:val="Compact"/>
+            </w:pPr>
+            <w:r>
+              <w:t xml:space="preserve">Controller status never reveals a fight</w:t>
+            </w:r>
+          </w:p>
+        </w:tc>
+        <w:tc>
+          <w:tcPr/>
+          <w:p>
+            <w:pPr>
+              <w:pStyle w:val="Compact"/>
+            </w:pPr>
+            <w:r>
+              <w:t xml:space="preserve">4</w:t>
+            </w:r>
+          </w:p>
+        </w:tc>
+        <w:tc>
+          <w:tcPr/>
+          <w:p>
+            <w:pPr>
+              <w:pStyle w:val="Compact"/>
+            </w:pPr>
+            <w:r>
+              <w:t xml:space="preserve">Flux</w:t>
+            </w:r>
+            <w:r>
+              <w:t xml:space="preserve"> </w:t>
+            </w:r>
+            <w:r>
+              <w:rPr>
+                <w:rStyle w:val="VerbatimChar"/>
+              </w:rPr>
+              <w:t xml:space="preserve">Applied revision</w:t>
+            </w:r>
+            <w:r>
+              <w:t xml:space="preserve">, HPA</w:t>
+            </w:r>
+            <w:r>
+              <w:t xml:space="preserve"> </w:t>
+            </w:r>
+            <w:r>
+              <w:rPr>
+                <w:rStyle w:val="VerbatimChar"/>
+              </w:rPr>
+              <w:t xml:space="preserve">ScalingActive True</w:t>
+            </w:r>
+          </w:p>
+        </w:tc>
+      </w:tr>
+      <w:tr>
+        <w:tc>
+          <w:tcPr/>
+          <w:p>
+            <w:pPr>
+              <w:pStyle w:val="Compact"/>
+            </w:pPr>
+            <w:r>
+              <w:t xml:space="preserve">Event</w:t>
+            </w:r>
+            <w:r>
+              <w:t xml:space="preserve"> </w:t>
+            </w:r>
+            <w:r>
+              <w:rPr>
+                <w:rStyle w:val="VerbatimChar"/>
+              </w:rPr>
+              <w:t xml:space="preserve">.count</w:t>
+            </w:r>
+            <w:r>
+              <w:t xml:space="preserve"> </w:t>
+            </w:r>
+            <w:r>
+              <w:t xml:space="preserve">is where repetition shows</w:t>
+            </w:r>
+          </w:p>
+        </w:tc>
+        <w:tc>
+          <w:tcPr/>
+          <w:p>
+            <w:pPr>
+              <w:pStyle w:val="Compact"/>
+            </w:pPr>
+            <w:r>
+              <w:t xml:space="preserve">4</w:t>
+            </w:r>
+          </w:p>
+        </w:tc>
+        <w:tc>
+          <w:tcPr/>
+          <w:p>
+            <w:pPr>
+              <w:pStyle w:val="Compact"/>
+            </w:pPr>
+            <w:r>
+              <w:t xml:space="preserve">one line,</w:t>
+            </w:r>
+            <w:r>
+              <w:t xml:space="preserve"> </w:t>
+            </w:r>
+            <w:r>
+              <w:rPr>
+                <w:rStyle w:val="VerbatimChar"/>
+              </w:rPr>
+              <w:t xml:space="preserve">count=9</w:t>
+            </w:r>
+            <w:r>
+              <w:t xml:space="preserve"> </w:t>
+            </w:r>
+            <w:r>
+              <w:t xml:space="preserve">— invisible in default output</w:t>
+            </w:r>
+          </w:p>
+        </w:tc>
+      </w:tr>
+      <w:tr>
+        <w:tc>
+          <w:tcPr/>
+          <w:p>
+            <w:pPr>
+              <w:pStyle w:val="Compact"/>
+            </w:pPr>
+            <w:r>
+              <w:t xml:space="preserve">One field, one owner — two owners is a design error</w:t>
+            </w:r>
+          </w:p>
+        </w:tc>
+        <w:tc>
+          <w:tcPr/>
+          <w:p>
+            <w:pPr>
+              <w:pStyle w:val="Compact"/>
+            </w:pPr>
+            <w:r>
+              <w:t xml:space="preserve">4</w:t>
+            </w:r>
+          </w:p>
+        </w:tc>
+        <w:tc>
+          <w:tcPr/>
+          <w:p>
+            <w:pPr>
+              <w:pStyle w:val="Compact"/>
+            </w:pPr>
+            <w:r>
+              <w:t xml:space="preserve">removing</w:t>
+            </w:r>
+            <w:r>
+              <w:t xml:space="preserve"> </w:t>
+            </w:r>
+            <w:r>
+              <w:rPr>
+                <w:rStyle w:val="VerbatimChar"/>
+              </w:rPr>
+              <w:t xml:space="preserve">replicas</w:t>
+            </w:r>
+            <w:r>
+              <w:t xml:space="preserve"> </w:t>
+            </w:r>
+            <w:r>
+              <w:t xml:space="preserve">from Git settled it at 5/5</w:t>
+            </w:r>
+          </w:p>
+        </w:tc>
+      </w:tr>
+      <w:tr>
+        <w:tc>
+          <w:tcPr/>
+          <w:p>
+            <w:pPr>
+              <w:pStyle w:val="Compact"/>
+            </w:pPr>
+            <w:r>
+              <w:t xml:space="preserve">Deleting</w:t>
+            </w:r>
+            <w:r>
+              <w:t xml:space="preserve"> </w:t>
+            </w:r>
+            <w:r>
+              <w:rPr>
+                <w:rStyle w:val="VerbatimChar"/>
+              </w:rPr>
+              <w:t xml:space="preserve">replicas</w:t>
+            </w:r>
+            <w:r>
+              <w:t xml:space="preserve"> </w:t>
+            </w:r>
+            <w:r>
+              <w:t xml:space="preserve">momentarily scales to 1</w:t>
+            </w:r>
+          </w:p>
+        </w:tc>
+        <w:tc>
+          <w:tcPr/>
+          <w:p>
+            <w:pPr>
+              <w:pStyle w:val="Compact"/>
+            </w:pPr>
+            <w:r>
+              <w:t xml:space="preserve">4 gotcha</w:t>
+            </w:r>
+          </w:p>
+        </w:tc>
+        <w:tc>
+          <w:tcPr/>
+          <w:p>
+            <w:pPr>
+              <w:pStyle w:val="Compact"/>
+            </w:pPr>
+            <w:r>
+              <w:rPr>
+                <w:rStyle w:val="VerbatimChar"/>
+              </w:rPr>
+              <w:t xml:space="preserve">Scaled down from 2 to 1</w:t>
+            </w:r>
+            <w:r>
+              <w:t xml:space="preserve"> </w:t>
+            </w:r>
+            <w:r>
+              <w:t xml:space="preserve">before the HPA recovered it</w:t>
+            </w:r>
+          </w:p>
+        </w:tc>
+      </w:tr>
     </w:tbl>
-    <w:bookmarkEnd w:id="36"/>
-    <w:bookmarkStart w:id="40" w:name="evidence"/>
+    <w:bookmarkEnd w:id="40"/>
+    <w:bookmarkStart w:id="46" w:name="evidence"/>
     <w:p>
       <w:pPr>
         <w:pStyle w:val="Heading2"/>
@@ -3572,12 +4925,52 @@
         <w:pStyle w:val="FirstParagraph"/>
       </w:pPr>
       <w:r>
+        <w:t xml:space="preserve">The hot-loop run is captured in</w:t>
+      </w:r>
+      <w:r>
+        <w:t xml:space="preserve"> </w:t>
+      </w:r>
+      <w:hyperlink r:id="rId41">
+        <w:r>
+          <w:rPr>
+            <w:rStyle w:val="VerbatimChar"/>
+          </w:rPr>
+          <w:t xml:space="preserve">artifacts/lab-06/evidence/lab-06-reconcile-hot-loop.txt</w:t>
+        </w:r>
+      </w:hyperlink>
+      <w:r>
+        <w:t xml:space="preserve"> </w:t>
+      </w:r>
+      <w:r>
+        <w:t xml:space="preserve">— 58 lines from 2026-09-25 (Kubernetes 1.37.0, Flux 2.9.5), including the oscillation samples, the</w:t>
+      </w:r>
+      <w:r>
+        <w:t xml:space="preserve"> </w:t>
+      </w:r>
+      <w:r>
+        <w:t xml:space="preserve">aggregated event counts, both controllers reporting success, and the momentary drop to 1 during the fix.</w:t>
+      </w:r>
+    </w:p>
+    <w:bookmarkStart w:id="45" w:name="original-evidence"/>
+    <w:p>
+      <w:pPr>
+        <w:pStyle w:val="Heading3"/>
+      </w:pPr>
+      <w:r>
+        <w:t xml:space="preserve">Original evidence</w:t>
+      </w:r>
+    </w:p>
+    <w:p>
+      <w:pPr>
+        <w:pStyle w:val="FirstParagraph"/>
+      </w:pPr>
+      <w:r>
         <w:t xml:space="preserve">Real screenshots for this lab are in</w:t>
       </w:r>
       <w:r>
         <w:t xml:space="preserve"> </w:t>
       </w:r>
-      <w:hyperlink r:id="rId37">
+      <w:hyperlink r:id="rId42">
         <w:r>
           <w:rPr>
             <w:rStyle w:val="VerbatimChar"/>
@@ -3594,7 +4987,7 @@
       <w:r>
         <w:t xml:space="preserve"> </w:t>
       </w:r>
-      <w:hyperlink r:id="rId38">
+      <w:hyperlink r:id="rId43">
         <w:r>
           <w:rPr>
             <w:rStyle w:val="VerbatimChar"/>
@@ -3634,7 +5027,7 @@
       <w:r>
         <w:t xml:space="preserve"> </w:t>
       </w:r>
-      <w:hyperlink r:id="rId39">
+      <w:hyperlink r:id="rId44">
         <w:r>
           <w:rPr>
             <w:rStyle w:val="Hyperlink"/>
@@ -3643,7 +5036,8 @@
         </w:r>
       </w:hyperlink>
     </w:p>
-    <w:bookmarkEnd w:id="40"/>
+    <w:bookmarkEnd w:id="45"/>
+    <w:bookmarkEnd w:id="46"/>
     <w:sectPr>
       <w:pgSz w:h="15840" w:w="12240"/>
       <w:pgMar w:bottom="1440" w:footer="720" w:gutter="0" w:header="720" w:left="1440" w:right="1440" w:top="1440"/>

--- a/additional/optional-day-control-plane-and-war-room/lab-06-operators-finalizers.docx
+++ b/additional/optional-day-control-plane-and-war-room/lab-06-operators-finalizers.docx
@@ -2,14 +2,6 @@
 <file path=word/document.xml><?xml version="1.0" encoding="utf-8"?>
 <w:document xmlns:w="http://schemas.openxmlformats.org/wordprocessingml/2006/main" xmlns:m="http://schemas.openxmlformats.org/officeDocument/2006/math" xmlns:r="http://schemas.openxmlformats.org/officeDocument/2006/relationships" xmlns:o="urn:schemas-microsoft-com:office:office" xmlns:v="urn:schemas-microsoft-com:vml" xmlns:w10="urn:schemas-microsoft-com:office:word" xmlns:a="http://schemas.openxmlformats.org/drawingml/2006/main" xmlns:pic="http://schemas.openxmlformats.org/drawingml/2006/picture" xmlns:wp="http://schemas.openxmlformats.org/drawingml/2006/wordprocessingDrawing">
   <w:body>
-    <w:p>
-      <w:pPr>
-        <w:pStyle w:val="Title"/>
-      </w:pPr>
-      <w:r>
-        <w:t xml:space="preserve">Lab 6 — Operators, Finalizers &amp; Stuck Deletions</w:t>
-      </w:r>
-    </w:p>
     <w:p>
       <w:pPr>
         <w:pStyle w:val="Author"/>
@@ -3105,7 +3097,7 @@
       </w:r>
     </w:p>
     <w:bookmarkEnd w:id="34"/>
-    <w:bookmarkStart w:id="38" w:name="X53dd30d0a6ab0ca6c710287a9be1e5753fb3908"/>
+    <w:bookmarkStart w:id="44" w:name="X53dd30d0a6ab0ca6c710287a9be1e5753fb3908"/>
     <w:p>
       <w:pPr>
         <w:pStyle w:val="Heading2"/>
@@ -3429,7 +3421,54 @@
         <w:t xml:space="preserve">Pods are being created and destroyed continuously. Now try to find that in the usual places.</w:t>
       </w:r>
     </w:p>
-    <w:bookmarkStart w:id="35" w:name="why-this-is-hard-to-see"/>
+    <w:p>
+      <w:pPr>
+        <w:pStyle w:val="BodyText"/>
+      </w:pPr>
+      <w:r>
+        <w:drawing>
+          <wp:inline>
+            <wp:extent cx="5943600" cy="1910056"/>
+            <wp:effectExtent b="0" l="0" r="0" t="0"/>
+            <wp:docPr descr="Ninety seconds of sampling: the Deployment oscillates 5, 2, 5, 2, 5, 2 while the HPA minimum never moves off 5" title="" id="36" name="Picture"/>
+            <a:graphic>
+              <a:graphicData uri="http://schemas.openxmlformats.org/drawingml/2006/picture">
+                <pic:pic>
+                  <pic:nvPicPr>
+                    <pic:cNvPr descr="../../artifacts/lab-06/screenshots/06-hot-loop-oscillation.png" id="37" name="Picture"/>
+                    <pic:cNvPicPr>
+                      <a:picLocks noChangeArrowheads="1" noChangeAspect="1"/>
+                    </pic:cNvPicPr>
+                  </pic:nvPicPr>
+                  <pic:blipFill>
+                    <a:blip r:embed="rId35"/>
+                    <a:stretch>
+                      <a:fillRect/>
+                    </a:stretch>
+                  </pic:blipFill>
+                  <pic:spPr bwMode="auto">
+                    <a:xfrm>
+                      <a:off x="0" y="0"/>
+                      <a:ext cx="5943600" cy="1910056"/>
+                    </a:xfrm>
+                    <a:prstGeom prst="rect">
+                      <a:avLst/>
+                    </a:prstGeom>
+                    <a:noFill/>
+                    <a:ln w="9525">
+                      <a:noFill/>
+                      <a:headEnd/>
+                      <a:tailEnd/>
+                    </a:ln>
+                  </pic:spPr>
+                </pic:pic>
+              </a:graphicData>
+            </a:graphic>
+          </wp:inline>
+        </w:drawing>
+      </w:r>
+    </w:p>
+    <w:bookmarkStart w:id="38" w:name="why-this-is-hard-to-see"/>
     <w:p>
       <w:pPr>
         <w:pStyle w:val="Heading3"/>
@@ -3538,7 +3577,7 @@
         <w:rPr>
           <w:rStyle w:val="VerbatimChar"/>
         </w:rPr>
-        <w:t xml:space="preserve">ready = True    msg = Applied revision: main@sha1:f4c0af80...</w:t>
+        <w:t xml:space="preserve">ready = True    msg = Applied revision: main@sha1:5e998bf4...</w:t>
       </w:r>
       <w:r>
         <w:br/>
@@ -3547,222 +3586,150 @@
         <w:rPr>
           <w:rStyle w:val="VerbatimChar"/>
         </w:rPr>
-        <w:t xml:space="preserve">hpa   = AbleToScale True, ScalingActive True</w:t>
-      </w:r>
-    </w:p>
-    <w:p>
-      <w:pPr>
-        <w:pStyle w:val="FirstParagraph"/>
-      </w:pPr>
-      <w:r>
-        <w:rPr>
+        <w:t xml:space="preserve">hpa   = AbleToScale True, ScaledToZero False, ScalingActive False</w:t>
+      </w:r>
+    </w:p>
+    <w:p>
+      <w:pPr>
+        <w:pStyle w:val="BlockText"/>
+      </w:pPr>
+      <w:r>
+        <w:t xml:space="preserve">⚠️</w:t>
+      </w:r>
+      <w:r>
+        <w:t xml:space="preserve"> </w:t>
+      </w:r>
+      <w:r>
+        <w:rPr>
+          <w:rStyle w:val="VerbatimChar"/>
           <w:b/>
           <w:bCs/>
         </w:rPr>
-        <w:t xml:space="preserve">Both controllers report success.</w:t>
-      </w:r>
-      <w:r>
-        <w:t xml:space="preserve"> </w:t>
-      </w:r>
-      <w:r>
-        <w:t xml:space="preserve">Flux says it applied the revision — true. The HPA says it is</w:t>
-      </w:r>
-      <w:r>
-        <w:t xml:space="preserve"> </w:t>
-      </w:r>
-      <w:r>
-        <w:t xml:space="preserve">scaling normally — also true. Neither can see the other, and</w:t>
-      </w:r>
-      <w:r>
-        <w:t xml:space="preserve"> </w:t>
+        <w:t xml:space="preserve">ScalingActive False</w:t>
       </w:r>
       <w:r>
         <w:rPr>
           <w:b/>
           <w:bCs/>
         </w:rPr>
-        <w:t xml:space="preserve">nothing in either status will ever</w:t>
+        <w:t xml:space="preserve"> </w:t>
       </w:r>
       <w:r>
         <w:rPr>
           <w:b/>
           <w:bCs/>
         </w:rPr>
-        <w:t xml:space="preserve"> </w:t>
-      </w:r>
-      <w:r>
-        <w:rPr>
+        <w:t xml:space="preserve">is not the bug, and it does not stop the loop.</w:t>
+      </w:r>
+      <w:r>
+        <w:t xml:space="preserve"> </w:t>
+      </w:r>
+      <w:r>
+        <w:t xml:space="preserve">On</w:t>
+      </w:r>
+      <w:r>
+        <w:t xml:space="preserve"> </w:t>
+      </w:r>
+      <w:r>
+        <w:rPr>
+          <w:rStyle w:val="VerbatimChar"/>
+        </w:rPr>
+        <w:t xml:space="preserve">kind</w:t>
+      </w:r>
+      <w:r>
+        <w:t xml:space="preserve">, the</w:t>
+      </w:r>
+      <w:r>
+        <w:t xml:space="preserve"> </w:t>
+      </w:r>
+      <w:r>
+        <w:t xml:space="preserve">metrics pipeline often serves node metrics but not Pod metrics, so the HPA reports</w:t>
+      </w:r>
+      <w:r>
+        <w:t xml:space="preserve"> </w:t>
+      </w:r>
+      <w:r>
+        <w:rPr>
+          <w:rStyle w:val="VerbatimChar"/>
+        </w:rPr>
+        <w:t xml:space="preserve">failed to get cpu utilization: no metrics returned from resource metrics API</w:t>
+      </w:r>
+      <w:r>
+        <w:t xml:space="preserve"> </w:t>
+      </w:r>
+      <w:r>
+        <w:t xml:space="preserve">and</w:t>
+      </w:r>
+      <w:r>
+        <w:t xml:space="preserve"> </w:t>
+      </w:r>
+      <w:r>
+        <w:rPr>
+          <w:rStyle w:val="VerbatimChar"/>
+        </w:rPr>
+        <w:t xml:space="preserve">TARGETS</w:t>
+      </w:r>
+      <w:r>
+        <w:t xml:space="preserve"> </w:t>
+      </w:r>
+      <w:r>
+        <w:t xml:space="preserve">shows</w:t>
+      </w:r>
+      <w:r>
+        <w:t xml:space="preserve"> </w:t>
+      </w:r>
+      <w:r>
+        <w:rPr>
+          <w:rStyle w:val="VerbatimChar"/>
+        </w:rPr>
+        <w:t xml:space="preserve">cpu: &lt;unknown&gt;</w:t>
+      </w:r>
+      <w:r>
+        <w:t xml:space="preserve">. It still enforces</w:t>
+      </w:r>
+      <w:r>
+        <w:t xml:space="preserve"> </w:t>
+      </w:r>
+      <w:r>
+        <w:rPr>
+          <w:rStyle w:val="VerbatimChar"/>
           <w:b/>
           <w:bCs/>
         </w:rPr>
-        <w:t xml:space="preserve">tell you there is a fight.</w:t>
-      </w:r>
-    </w:p>
-    <w:bookmarkEnd w:id="35"/>
-    <w:bookmarkStart w:id="36" w:name="where-it-does-show-the-event-count-field"/>
-    <w:p>
-      <w:pPr>
-        <w:pStyle w:val="Heading3"/>
-      </w:pPr>
-      <w:r>
-        <w:t xml:space="preserve">Where it does show: the event</w:t>
-      </w:r>
-      <w:r>
-        <w:t xml:space="preserve"> </w:t>
-      </w:r>
-      <w:r>
-        <w:rPr>
-          <w:rStyle w:val="VerbatimChar"/>
-        </w:rPr>
-        <w:t xml:space="preserve">count</w:t>
-      </w:r>
-      <w:r>
-        <w:t xml:space="preserve"> </w:t>
-      </w:r>
-      <w:r>
-        <w:t xml:space="preserve">field</w:t>
-      </w:r>
-    </w:p>
-    <w:p>
-      <w:pPr>
-        <w:pStyle w:val="SourceCode"/>
-      </w:pPr>
-      <w:r>
-        <w:rPr>
-          <w:rStyle w:val="ExtensionTok"/>
-        </w:rPr>
-        <w:t xml:space="preserve">kubectl</w:t>
-      </w:r>
-      <w:r>
-        <w:rPr>
-          <w:rStyle w:val="NormalTok"/>
-        </w:rPr>
-        <w:t xml:space="preserve"> </w:t>
-      </w:r>
-      <w:r>
-        <w:rPr>
-          <w:rStyle w:val="AttributeTok"/>
-        </w:rPr>
-        <w:t xml:space="preserve">-n</w:t>
-      </w:r>
-      <w:r>
-        <w:rPr>
-          <w:rStyle w:val="NormalTok"/>
-        </w:rPr>
-        <w:t xml:space="preserve"> shop get events </w:t>
-      </w:r>
-      <w:r>
-        <w:rPr>
-          <w:rStyle w:val="DataTypeTok"/>
-        </w:rPr>
-        <w:t xml:space="preserve">\</w:t>
-      </w:r>
-      <w:r>
-        <w:br/>
-      </w:r>
-      <w:r>
-        <w:rPr>
-          <w:rStyle w:val="NormalTok"/>
-        </w:rPr>
-        <w:t xml:space="preserve">  </w:t>
-      </w:r>
-      <w:r>
-        <w:rPr>
-          <w:rStyle w:val="AttributeTok"/>
-        </w:rPr>
-        <w:t xml:space="preserve">-o</w:t>
-      </w:r>
-      <w:r>
-        <w:rPr>
-          <w:rStyle w:val="NormalTok"/>
-        </w:rPr>
-        <w:t xml:space="preserve"> custom-columns=</w:t>
-      </w:r>
-      <w:r>
-        <w:rPr>
-          <w:rStyle w:val="StringTok"/>
-        </w:rPr>
-        <w:t xml:space="preserve">'COUNT:.count,REASON:.reason,MSG:.message'</w:t>
-      </w:r>
-      <w:r>
-        <w:rPr>
-          <w:rStyle w:val="NormalTok"/>
-        </w:rPr>
-        <w:t xml:space="preserve"> </w:t>
-      </w:r>
-      <w:r>
-        <w:rPr>
-          <w:rStyle w:val="KeywordTok"/>
-        </w:rPr>
-        <w:t xml:space="preserve">|</w:t>
-      </w:r>
-      <w:r>
-        <w:rPr>
-          <w:rStyle w:val="NormalTok"/>
-        </w:rPr>
-        <w:t xml:space="preserve"> </w:t>
-      </w:r>
-      <w:r>
-        <w:rPr>
-          <w:rStyle w:val="FunctionTok"/>
-        </w:rPr>
-        <w:t xml:space="preserve">grep</w:t>
-      </w:r>
-      <w:r>
-        <w:rPr>
-          <w:rStyle w:val="NormalTok"/>
-        </w:rPr>
-        <w:t xml:space="preserve"> </w:t>
-      </w:r>
-      <w:r>
-        <w:rPr>
-          <w:rStyle w:val="AttributeTok"/>
-        </w:rPr>
-        <w:t xml:space="preserve">-i</w:t>
-      </w:r>
-      <w:r>
-        <w:rPr>
-          <w:rStyle w:val="NormalTok"/>
-        </w:rPr>
-        <w:t xml:space="preserve"> scaling</w:t>
-      </w:r>
-    </w:p>
-    <w:p>
-      <w:pPr>
-        <w:pStyle w:val="SourceCode"/>
-      </w:pPr>
-      <w:r>
-        <w:rPr>
-          <w:rStyle w:val="VerbatimChar"/>
-        </w:rPr>
-        <w:t xml:space="preserve">COUNT   REASON              MSG</w:t>
-      </w:r>
-      <w:r>
-        <w:br/>
-      </w:r>
-      <w:r>
-        <w:rPr>
-          <w:rStyle w:val="VerbatimChar"/>
-        </w:rPr>
-        <w:t xml:space="preserve">1       ScalingReplicaSet   Scaled up replica set api-97fd78bc6 from 0 to 2</w:t>
-      </w:r>
-      <w:r>
-        <w:br/>
-      </w:r>
-      <w:r>
-        <w:rPr>
-          <w:rStyle w:val="VerbatimChar"/>
-        </w:rPr>
-        <w:t xml:space="preserve">9       ScalingReplicaSet   Scaled up replica set api-97fd78bc6 from 2 to 5</w:t>
-      </w:r>
-      <w:r>
-        <w:br/>
-      </w:r>
-      <w:r>
-        <w:rPr>
-          <w:rStyle w:val="VerbatimChar"/>
-        </w:rPr>
-        <w:t xml:space="preserve">9       ScalingReplicaSet   Scaled down replica set api-97fd78bc6 from 5 to 2</w:t>
+        <w:t xml:space="preserve">minReplicas: 5</w:t>
+      </w:r>
+      <w:r>
+        <w:t xml:space="preserve"> </w:t>
+      </w:r>
+      <w:r>
+        <w:t xml:space="preserve">— which is all this fight needs.</w:t>
+      </w:r>
+      <w:r>
+        <w:t xml:space="preserve"> </w:t>
+      </w:r>
+      <w:r>
+        <w:t xml:space="preserve">If your cluster has working Pod metrics you will see</w:t>
+      </w:r>
+      <w:r>
+        <w:t xml:space="preserve"> </w:t>
+      </w:r>
+      <w:r>
+        <w:rPr>
+          <w:rStyle w:val="VerbatimChar"/>
+        </w:rPr>
+        <w:t xml:space="preserve">ScalingActive True</w:t>
+      </w:r>
+      <w:r>
+        <w:t xml:space="preserve"> </w:t>
+      </w:r>
+      <w:r>
+        <w:t xml:space="preserve">instead; the</w:t>
+      </w:r>
+      <w:r>
+        <w:t xml:space="preserve"> </w:t>
+      </w:r>
+      <w:r>
+        <w:t xml:space="preserve">oscillation is identical either way.</w:t>
       </w:r>
     </w:p>
     <w:p>
@@ -3774,63 +3741,325 @@
           <w:b/>
           <w:bCs/>
         </w:rPr>
-        <w:t xml:space="preserve">Nine up, nine down.</w:t>
-      </w:r>
-      <w:r>
-        <w:t xml:space="preserve"> </w:t>
-      </w:r>
-      <w:r>
-        <w:t xml:space="preserve">Kubernetes aggregates repeated events into one record with a</w:t>
-      </w:r>
-      <w:r>
-        <w:t xml:space="preserve"> </w:t>
-      </w:r>
-      <w:r>
-        <w:rPr>
-          <w:rStyle w:val="VerbatimChar"/>
-        </w:rPr>
-        <w:t xml:space="preserve">count</w:t>
-      </w:r>
-      <w:r>
-        <w:t xml:space="preserve">, so the</w:t>
-      </w:r>
-      <w:r>
-        <w:t xml:space="preserve"> </w:t>
-      </w:r>
-      <w:r>
-        <w:t xml:space="preserve">default</w:t>
-      </w:r>
-      <w:r>
-        <w:t xml:space="preserve"> </w:t>
-      </w:r>
-      <w:r>
-        <w:rPr>
-          <w:rStyle w:val="VerbatimChar"/>
-        </w:rPr>
-        <w:t xml:space="preserve">kubectl get events</w:t>
-      </w:r>
-      <w:r>
-        <w:t xml:space="preserve"> </w:t>
-      </w:r>
-      <w:r>
-        <w:t xml:space="preserve">output shows this as two unremarkable lines. Ask for the count column</w:t>
-      </w:r>
-      <w:r>
-        <w:t xml:space="preserve"> </w:t>
-      </w:r>
-      <w:r>
-        <w:t xml:space="preserve">and the loop is obvious.</w:t>
-      </w:r>
-    </w:p>
-    <w:p>
-      <w:pPr>
-        <w:pStyle w:val="BlockText"/>
-      </w:pPr>
+        <w:t xml:space="preserve">Both controllers report success.</w:t>
+      </w:r>
+      <w:r>
+        <w:t xml:space="preserve"> </w:t>
+      </w:r>
+      <w:r>
+        <w:t xml:space="preserve">Flux says it applied the revision — true. The HPA says it is</w:t>
+      </w:r>
+      <w:r>
+        <w:t xml:space="preserve"> </w:t>
+      </w:r>
+      <w:r>
+        <w:t xml:space="preserve">scaling normally — also true. Neither can see the other, and</w:t>
+      </w:r>
+      <w:r>
+        <w:t xml:space="preserve"> </w:t>
+      </w:r>
       <w:r>
         <w:rPr>
           <w:b/>
           <w:bCs/>
         </w:rPr>
+        <w:t xml:space="preserve">nothing in either status will ever</w:t>
+      </w:r>
+      <w:r>
+        <w:rPr>
+          <w:b/>
+          <w:bCs/>
+        </w:rPr>
+        <w:t xml:space="preserve"> </w:t>
+      </w:r>
+      <w:r>
+        <w:rPr>
+          <w:b/>
+          <w:bCs/>
+        </w:rPr>
+        <w:t xml:space="preserve">tell you there is a fight.</w:t>
+      </w:r>
+    </w:p>
+    <w:bookmarkEnd w:id="38"/>
+    <w:bookmarkStart w:id="42" w:name="where-it-does-show-the-event-count-field"/>
+    <w:p>
+      <w:pPr>
+        <w:pStyle w:val="Heading3"/>
+      </w:pPr>
+      <w:r>
+        <w:t xml:space="preserve">Where it does show: the event</w:t>
+      </w:r>
+      <w:r>
+        <w:t xml:space="preserve"> </w:t>
+      </w:r>
+      <w:r>
+        <w:rPr>
+          <w:rStyle w:val="VerbatimChar"/>
+        </w:rPr>
+        <w:t xml:space="preserve">count</w:t>
+      </w:r>
+      <w:r>
+        <w:t xml:space="preserve"> </w:t>
+      </w:r>
+      <w:r>
+        <w:t xml:space="preserve">field</w:t>
+      </w:r>
+    </w:p>
+    <w:p>
+      <w:pPr>
+        <w:pStyle w:val="SourceCode"/>
+      </w:pPr>
+      <w:r>
+        <w:rPr>
+          <w:rStyle w:val="ExtensionTok"/>
+        </w:rPr>
+        <w:t xml:space="preserve">kubectl</w:t>
+      </w:r>
+      <w:r>
+        <w:rPr>
+          <w:rStyle w:val="NormalTok"/>
+        </w:rPr>
+        <w:t xml:space="preserve"> </w:t>
+      </w:r>
+      <w:r>
+        <w:rPr>
+          <w:rStyle w:val="AttributeTok"/>
+        </w:rPr>
+        <w:t xml:space="preserve">-n</w:t>
+      </w:r>
+      <w:r>
+        <w:rPr>
+          <w:rStyle w:val="NormalTok"/>
+        </w:rPr>
+        <w:t xml:space="preserve"> shop get events </w:t>
+      </w:r>
+      <w:r>
+        <w:rPr>
+          <w:rStyle w:val="DataTypeTok"/>
+        </w:rPr>
+        <w:t xml:space="preserve">\</w:t>
+      </w:r>
+      <w:r>
+        <w:br/>
+      </w:r>
+      <w:r>
+        <w:rPr>
+          <w:rStyle w:val="NormalTok"/>
+        </w:rPr>
+        <w:t xml:space="preserve">  </w:t>
+      </w:r>
+      <w:r>
+        <w:rPr>
+          <w:rStyle w:val="AttributeTok"/>
+        </w:rPr>
+        <w:t xml:space="preserve">-o</w:t>
+      </w:r>
+      <w:r>
+        <w:rPr>
+          <w:rStyle w:val="NormalTok"/>
+        </w:rPr>
+        <w:t xml:space="preserve"> custom-columns=</w:t>
+      </w:r>
+      <w:r>
+        <w:rPr>
+          <w:rStyle w:val="StringTok"/>
+        </w:rPr>
+        <w:t xml:space="preserve">'COUNT:.count,REASON:.reason,MSG:.message'</w:t>
+      </w:r>
+      <w:r>
+        <w:rPr>
+          <w:rStyle w:val="NormalTok"/>
+        </w:rPr>
+        <w:t xml:space="preserve"> </w:t>
+      </w:r>
+      <w:r>
+        <w:rPr>
+          <w:rStyle w:val="KeywordTok"/>
+        </w:rPr>
+        <w:t xml:space="preserve">|</w:t>
+      </w:r>
+      <w:r>
+        <w:rPr>
+          <w:rStyle w:val="NormalTok"/>
+        </w:rPr>
+        <w:t xml:space="preserve"> </w:t>
+      </w:r>
+      <w:r>
+        <w:rPr>
+          <w:rStyle w:val="FunctionTok"/>
+        </w:rPr>
+        <w:t xml:space="preserve">grep</w:t>
+      </w:r>
+      <w:r>
+        <w:rPr>
+          <w:rStyle w:val="NormalTok"/>
+        </w:rPr>
+        <w:t xml:space="preserve"> </w:t>
+      </w:r>
+      <w:r>
+        <w:rPr>
+          <w:rStyle w:val="AttributeTok"/>
+        </w:rPr>
+        <w:t xml:space="preserve">-i</w:t>
+      </w:r>
+      <w:r>
+        <w:rPr>
+          <w:rStyle w:val="NormalTok"/>
+        </w:rPr>
+        <w:t xml:space="preserve"> scaling</w:t>
+      </w:r>
+    </w:p>
+    <w:p>
+      <w:pPr>
+        <w:pStyle w:val="SourceCode"/>
+      </w:pPr>
+      <w:r>
+        <w:rPr>
+          <w:rStyle w:val="VerbatimChar"/>
+        </w:rPr>
+        <w:t xml:space="preserve">COUNT   REASON              MSG</w:t>
+      </w:r>
+      <w:r>
+        <w:br/>
+      </w:r>
+      <w:r>
+        <w:rPr>
+          <w:rStyle w:val="VerbatimChar"/>
+        </w:rPr>
+        <w:t xml:space="preserve">1       ScalingReplicaSet   Scaled up replica set api-97fd78bc6 from 0 to 2</w:t>
+      </w:r>
+      <w:r>
+        <w:br/>
+      </w:r>
+      <w:r>
+        <w:rPr>
+          <w:rStyle w:val="VerbatimChar"/>
+        </w:rPr>
+        <w:t xml:space="preserve">9       ScalingReplicaSet   Scaled up replica set api-97fd78bc6 from 2 to 5</w:t>
+      </w:r>
+      <w:r>
+        <w:br/>
+      </w:r>
+      <w:r>
+        <w:rPr>
+          <w:rStyle w:val="VerbatimChar"/>
+        </w:rPr>
+        <w:t xml:space="preserve">9       ScalingReplicaSet   Scaled down replica set api-97fd78bc6 from 5 to 2</w:t>
+      </w:r>
+    </w:p>
+    <w:p>
+      <w:pPr>
+        <w:pStyle w:val="FirstParagraph"/>
+      </w:pPr>
+      <w:r>
+        <w:drawing>
+          <wp:inline>
+            <wp:extent cx="5943600" cy="1099566"/>
+            <wp:effectExtent b="0" l="0" r="0" t="0"/>
+            <wp:docPr descr="Flux reports Ready True with the revision applied and the HPA reports no error, while the ScalingReplicaSet events show the same scale-up and scale-down repeated four times each" title="" id="40" name="Picture"/>
+            <a:graphic>
+              <a:graphicData uri="http://schemas.openxmlformats.org/drawingml/2006/picture">
+                <pic:pic>
+                  <pic:nvPicPr>
+                    <pic:cNvPr descr="../../artifacts/lab-06/screenshots/07-both-controllers-report-success.png" id="41" name="Picture"/>
+                    <pic:cNvPicPr>
+                      <a:picLocks noChangeArrowheads="1" noChangeAspect="1"/>
+                    </pic:cNvPicPr>
+                  </pic:nvPicPr>
+                  <pic:blipFill>
+                    <a:blip r:embed="rId39"/>
+                    <a:stretch>
+                      <a:fillRect/>
+                    </a:stretch>
+                  </pic:blipFill>
+                  <pic:spPr bwMode="auto">
+                    <a:xfrm>
+                      <a:off x="0" y="0"/>
+                      <a:ext cx="5943600" cy="1099566"/>
+                    </a:xfrm>
+                    <a:prstGeom prst="rect">
+                      <a:avLst/>
+                    </a:prstGeom>
+                    <a:noFill/>
+                    <a:ln w="9525">
+                      <a:noFill/>
+                      <a:headEnd/>
+                      <a:tailEnd/>
+                    </a:ln>
+                  </pic:spPr>
+                </pic:pic>
+              </a:graphicData>
+            </a:graphic>
+          </wp:inline>
+        </w:drawing>
+      </w:r>
+    </w:p>
+    <w:p>
+      <w:pPr>
+        <w:pStyle w:val="BodyText"/>
+      </w:pPr>
+      <w:r>
+        <w:rPr>
+          <w:b/>
+          <w:bCs/>
+        </w:rPr>
+        <w:t xml:space="preserve">Nine up, nine down.</w:t>
+      </w:r>
+      <w:r>
+        <w:t xml:space="preserve"> </w:t>
+      </w:r>
+      <w:r>
+        <w:t xml:space="preserve">Kubernetes aggregates repeated events into one record with a</w:t>
+      </w:r>
+      <w:r>
+        <w:t xml:space="preserve"> </w:t>
+      </w:r>
+      <w:r>
+        <w:rPr>
+          <w:rStyle w:val="VerbatimChar"/>
+        </w:rPr>
+        <w:t xml:space="preserve">count</w:t>
+      </w:r>
+      <w:r>
+        <w:t xml:space="preserve">, so the</w:t>
+      </w:r>
+      <w:r>
+        <w:t xml:space="preserve"> </w:t>
+      </w:r>
+      <w:r>
+        <w:t xml:space="preserve">default</w:t>
+      </w:r>
+      <w:r>
+        <w:t xml:space="preserve"> </w:t>
+      </w:r>
+      <w:r>
+        <w:rPr>
+          <w:rStyle w:val="VerbatimChar"/>
+        </w:rPr>
+        <w:t xml:space="preserve">kubectl get events</w:t>
+      </w:r>
+      <w:r>
+        <w:t xml:space="preserve"> </w:t>
+      </w:r>
+      <w:r>
+        <w:t xml:space="preserve">output shows this as two unremarkable lines. Ask for the count column</w:t>
+      </w:r>
+      <w:r>
+        <w:t xml:space="preserve"> </w:t>
+      </w:r>
+      <w:r>
+        <w:t xml:space="preserve">and the loop is obvious.</w:t>
+      </w:r>
+    </w:p>
+    <w:p>
+      <w:pPr>
+        <w:pStyle w:val="BlockText"/>
+      </w:pPr>
+      <w:r>
+        <w:rPr>
+          <w:b/>
+          <w:bCs/>
+        </w:rPr>
         <w:t xml:space="preserve">The diagnostic habit worth taking away:</w:t>
       </w:r>
       <w:r>
@@ -3867,8 +4096,8 @@
         <w:t xml:space="preserve">repetition, and it is not in the default output.</w:t>
       </w:r>
     </w:p>
-    <w:bookmarkEnd w:id="36"/>
-    <w:bookmarkStart w:id="37" w:name="X082e6d7d3d5f2c7f08091559898a56a26c22ef7"/>
+    <w:bookmarkEnd w:id="42"/>
+    <w:bookmarkStart w:id="43" w:name="X082e6d7d3d5f2c7f08091559898a56a26c22ef7"/>
     <w:p>
       <w:pPr>
         <w:pStyle w:val="Heading3"/>
@@ -4176,9 +4405,9 @@
         </w:pict>
       </w:r>
     </w:p>
-    <w:bookmarkEnd w:id="37"/>
-    <w:bookmarkEnd w:id="38"/>
-    <w:bookmarkStart w:id="39" w:name="step-5--clean-up"/>
+    <w:bookmarkEnd w:id="43"/>
+    <w:bookmarkEnd w:id="44"/>
+    <w:bookmarkStart w:id="45" w:name="step-5--clean-up"/>
     <w:p>
       <w:pPr>
         <w:pStyle w:val="Heading2"/>
@@ -4240,8 +4469,8 @@
         </w:pict>
       </w:r>
     </w:p>
-    <w:bookmarkEnd w:id="39"/>
-    <w:bookmarkStart w:id="40" w:name="what-you-learned"/>
+    <w:bookmarkEnd w:id="45"/>
+    <w:bookmarkStart w:id="46" w:name="what-you-learned"/>
     <w:p>
       <w:pPr>
         <w:pStyle w:val="Heading2"/>
@@ -4721,16 +4950,10 @@
               <w:t xml:space="preserve">Applied revision</w:t>
             </w:r>
             <w:r>
-              <w:t xml:space="preserve">, HPA</w:t>
-            </w:r>
-            <w:r>
               <w:t xml:space="preserve"> </w:t>
             </w:r>
             <w:r>
-              <w:rPr>
-                <w:rStyle w:val="VerbatimChar"/>
-              </w:rPr>
-              <w:t xml:space="preserve">ScalingActive True</w:t>
+              <w:t xml:space="preserve">while the replica count oscillates</w:t>
             </w:r>
           </w:p>
         </w:tc>
@@ -4910,8 +5133,8 @@
         </w:tc>
       </w:tr>
     </w:tbl>
-    <w:bookmarkEnd w:id="40"/>
-    <w:bookmarkStart w:id="46" w:name="evidence"/>
+    <w:bookmarkEnd w:id="46"/>
+    <w:bookmarkStart w:id="52" w:name="evidence"/>
     <w:p>
       <w:pPr>
         <w:pStyle w:val="Heading2"/>
@@ -4930,7 +5153,7 @@
       <w:r>
         <w:t xml:space="preserve"> </w:t>
       </w:r>
-      <w:hyperlink r:id="rId41">
+      <w:hyperlink r:id="rId47">
         <w:r>
           <w:rPr>
             <w:rStyle w:val="VerbatimChar"/>
@@ -4951,7 +5174,7 @@
         <w:t xml:space="preserve">aggregated event counts, both controllers reporting success, and the momentary drop to 1 during the fix.</w:t>
       </w:r>
     </w:p>
-    <w:bookmarkStart w:id="45" w:name="original-evidence"/>
+    <w:bookmarkStart w:id="51" w:name="original-evidence"/>
     <w:p>
       <w:pPr>
         <w:pStyle w:val="Heading3"/>
@@ -4970,7 +5193,7 @@
       <w:r>
         <w:t xml:space="preserve"> </w:t>
       </w:r>
-      <w:hyperlink r:id="rId42">
+      <w:hyperlink r:id="rId48">
         <w:r>
           <w:rPr>
             <w:rStyle w:val="VerbatimChar"/>
@@ -4987,7 +5210,7 @@
       <w:r>
         <w:t xml:space="preserve"> </w:t>
       </w:r>
-      <w:hyperlink r:id="rId43">
+      <w:hyperlink r:id="rId49">
         <w:r>
           <w:rPr>
             <w:rStyle w:val="VerbatimChar"/>
@@ -5027,7 +5250,7 @@
       <w:r>
         <w:t xml:space="preserve"> </w:t>
       </w:r>
-      <w:hyperlink r:id="rId44">
+      <w:hyperlink r:id="rId50">
         <w:r>
           <w:rPr>
             <w:rStyle w:val="Hyperlink"/>
@@ -5036,8 +5259,8 @@
         </w:r>
       </w:hyperlink>
     </w:p>
-    <w:bookmarkEnd w:id="45"/>
-    <w:bookmarkEnd w:id="46"/>
+    <w:bookmarkEnd w:id="51"/>
+    <w:bookmarkEnd w:id="52"/>
     <w:sectPr>
       <w:pgSz w:h="15840" w:w="12240"/>
       <w:pgMar w:bottom="1440" w:footer="720" w:gutter="0" w:header="720" w:left="1440" w:right="1440" w:top="1440"/>

--- a/additional/optional-day-control-plane-and-war-room/lab-06-operators-finalizers.docx
+++ b/additional/optional-day-control-plane-and-war-room/lab-06-operators-finalizers.docx
@@ -94,7 +94,52 @@
         <w:t xml:space="preserve">dcproject-462806</w:t>
       </w:r>
       <w:r>
-        <w:t xml:space="preserve">, the shared Day-2 cluster). Every screenshot is a real capture. The eye-opener:</w:t>
+        <w:t xml:space="preserve">, the shared Day-2 cluster). Screenshots for Steps 1–3 are real captures from that GKE cluster;</w:t>
+      </w:r>
+      <w:r>
+        <w:t xml:space="preserve"> </w:t>
+      </w:r>
+      <w:r>
+        <w:rPr>
+          <w:b/>
+          <w:bCs/>
+        </w:rPr>
+        <w:t xml:space="preserve">Step 4's two captures were taken on a local</w:t>
+      </w:r>
+      <w:r>
+        <w:rPr>
+          <w:b/>
+          <w:bCs/>
+        </w:rPr>
+        <w:t xml:space="preserve"> </w:t>
+      </w:r>
+      <w:r>
+        <w:rPr>
+          <w:rStyle w:val="VerbatimChar"/>
+          <w:b/>
+          <w:bCs/>
+        </w:rPr>
+        <w:t xml:space="preserve">kind</w:t>
+      </w:r>
+      <w:r>
+        <w:rPr>
+          <w:b/>
+          <w:bCs/>
+        </w:rPr>
+        <w:t xml:space="preserve"> </w:t>
+      </w:r>
+      <w:r>
+        <w:rPr>
+          <w:b/>
+          <w:bCs/>
+        </w:rPr>
+        <w:t xml:space="preserve">cluster on 2026-09-28</w:t>
+      </w:r>
+      <w:r>
+        <w:t xml:space="preserve"> </w:t>
+      </w:r>
+      <w:r>
+        <w:t xml:space="preserve">— see the note in that step about how kind's metrics pipeline changes one HPA condition. The eye-opener:</w:t>
       </w:r>
       <w:r>
         <w:t xml:space="preserve"> </w:t>
